--- a/resources/templates/delivery_note.docx
+++ b/resources/templates/delivery_note.docx
@@ -173,7 +173,6 @@
         <w:tblCellMar>
           <w:top w:w="110" w:type="dxa"/>
           <w:left w:w="108" w:type="dxa"/>
-          <w:bottom w:w="0" w:type="dxa"/>
           <w:right w:w="115" w:type="dxa"/>
         </w:tblCellMar>
         <w:tblLook w:val="04A0" w:firstRow="1" w:lastRow="0" w:firstColumn="1" w:lastColumn="0" w:noHBand="0" w:noVBand="1"/>
@@ -197,9 +196,6 @@
             </w:tcBorders>
           </w:tcPr>
           <w:p>
-            <w:pPr>
-              <w:spacing w:after="0"/>
-            </w:pPr>
             <w:proofErr w:type="spellStart"/>
             <w:r>
               <w:rPr>
@@ -230,9 +226,6 @@
             </w:tcBorders>
           </w:tcPr>
           <w:p>
-            <w:pPr>
-              <w:spacing w:after="0"/>
-            </w:pPr>
             <w:r>
               <w:rPr>
                 <w:rFonts w:ascii="Times New Roman" w:eastAsia="Times New Roman" w:hAnsi="Times New Roman" w:cs="Times New Roman"/>
@@ -258,13 +251,7 @@
               <w:rPr>
                 <w:rFonts w:ascii="Times New Roman" w:eastAsia="Times New Roman" w:hAnsi="Times New Roman" w:cs="Times New Roman"/>
               </w:rPr>
-              <w:t>date}</w:t>
-            </w:r>
-            <w:r>
-              <w:rPr>
-                <w:rFonts w:ascii="Times New Roman" w:eastAsia="Times New Roman" w:hAnsi="Times New Roman" w:cs="Times New Roman"/>
-              </w:rPr>
-              <w:t xml:space="preserve"> </w:t>
+              <w:t xml:space="preserve">date} </w:t>
             </w:r>
             <w:r>
               <w:t xml:space="preserve"> </w:t>
@@ -287,9 +274,6 @@
             </w:tcBorders>
           </w:tcPr>
           <w:p>
-            <w:pPr>
-              <w:spacing w:after="0"/>
-            </w:pPr>
             <w:proofErr w:type="spellStart"/>
             <w:r>
               <w:rPr>
@@ -320,9 +304,6 @@
             </w:tcBorders>
           </w:tcPr>
           <w:p>
-            <w:pPr>
-              <w:spacing w:after="0"/>
-            </w:pPr>
             <w:r>
               <w:t>${</w:t>
             </w:r>
@@ -343,10 +324,7 @@
             </w:r>
             <w:proofErr w:type="spellEnd"/>
             <w:r>
-              <w:t>}</w:t>
-            </w:r>
-            <w:r>
-              <w:t xml:space="preserve"> </w:t>
+              <w:t xml:space="preserve">} </w:t>
             </w:r>
           </w:p>
         </w:tc>
@@ -366,9 +344,6 @@
             </w:tcBorders>
           </w:tcPr>
           <w:p>
-            <w:pPr>
-              <w:spacing w:after="0"/>
-            </w:pPr>
             <w:r>
               <w:rPr>
                 <w:rFonts w:ascii="Times New Roman" w:eastAsia="Times New Roman" w:hAnsi="Times New Roman" w:cs="Times New Roman"/>
@@ -391,9 +366,6 @@
             </w:tcBorders>
           </w:tcPr>
           <w:p>
-            <w:pPr>
-              <w:spacing w:after="0"/>
-            </w:pPr>
             <w:r>
               <w:rPr>
                 <w:rFonts w:ascii="Times New Roman" w:eastAsia="Times New Roman" w:hAnsi="Times New Roman" w:cs="Times New Roman"/>
@@ -442,9 +414,6 @@
             </w:tcBorders>
           </w:tcPr>
           <w:p>
-            <w:pPr>
-              <w:spacing w:after="0"/>
-            </w:pPr>
             <w:r>
               <w:rPr>
                 <w:rFonts w:ascii="Times New Roman" w:eastAsia="Times New Roman" w:hAnsi="Times New Roman" w:cs="Times New Roman"/>
@@ -467,9 +436,6 @@
             </w:tcBorders>
           </w:tcPr>
           <w:p>
-            <w:pPr>
-              <w:spacing w:after="0"/>
-            </w:pPr>
             <w:r>
               <w:rPr>
                 <w:rFonts w:ascii="Times New Roman" w:eastAsia="Times New Roman" w:hAnsi="Times New Roman" w:cs="Times New Roman"/>
@@ -488,13 +454,7 @@
               <w:rPr>
                 <w:rFonts w:ascii="Times New Roman" w:eastAsia="Times New Roman" w:hAnsi="Times New Roman" w:cs="Times New Roman"/>
               </w:rPr>
-              <w:t>}</w:t>
-            </w:r>
-            <w:r>
-              <w:rPr>
-                <w:rFonts w:ascii="Times New Roman" w:eastAsia="Times New Roman" w:hAnsi="Times New Roman" w:cs="Times New Roman"/>
-              </w:rPr>
-              <w:t xml:space="preserve"> </w:t>
+              <w:t xml:space="preserve">} </w:t>
             </w:r>
             <w:r>
               <w:t xml:space="preserve"> </w:t>
@@ -517,9 +477,6 @@
             </w:tcBorders>
           </w:tcPr>
           <w:p>
-            <w:pPr>
-              <w:spacing w:after="0"/>
-            </w:pPr>
             <w:r>
               <w:rPr>
                 <w:rFonts w:ascii="Times New Roman" w:eastAsia="Times New Roman" w:hAnsi="Times New Roman" w:cs="Times New Roman"/>
@@ -542,9 +499,6 @@
             </w:tcBorders>
           </w:tcPr>
           <w:p>
-            <w:pPr>
-              <w:spacing w:after="0"/>
-            </w:pPr>
             <w:r>
               <w:rPr>
                 <w:rFonts w:ascii="Times New Roman" w:eastAsia="Times New Roman" w:hAnsi="Times New Roman" w:cs="Times New Roman"/>
@@ -562,13 +516,7 @@
               <w:rPr>
                 <w:rFonts w:ascii="Times New Roman" w:eastAsia="Times New Roman" w:hAnsi="Times New Roman" w:cs="Times New Roman"/>
               </w:rPr>
-              <w:t>date}</w:t>
-            </w:r>
-            <w:r>
-              <w:rPr>
-                <w:rFonts w:ascii="Times New Roman" w:eastAsia="Times New Roman" w:hAnsi="Times New Roman" w:cs="Times New Roman"/>
-              </w:rPr>
-              <w:t xml:space="preserve"> </w:t>
+              <w:t xml:space="preserve">date} </w:t>
             </w:r>
           </w:p>
         </w:tc>
@@ -588,9 +536,6 @@
             </w:tcBorders>
           </w:tcPr>
           <w:p>
-            <w:pPr>
-              <w:spacing w:after="0"/>
-            </w:pPr>
             <w:r>
               <w:rPr>
                 <w:rFonts w:ascii="Times New Roman" w:eastAsia="Times New Roman" w:hAnsi="Times New Roman" w:cs="Times New Roman"/>
@@ -613,9 +558,6 @@
             </w:tcBorders>
           </w:tcPr>
           <w:p>
-            <w:pPr>
-              <w:spacing w:after="0"/>
-            </w:pPr>
             <w:r>
               <w:rPr>
                 <w:rFonts w:ascii="Times New Roman" w:eastAsia="Times New Roman" w:hAnsi="Times New Roman" w:cs="Times New Roman"/>
@@ -649,13 +591,7 @@
               <w:rPr>
                 <w:rFonts w:ascii="Times New Roman" w:eastAsia="Times New Roman" w:hAnsi="Times New Roman" w:cs="Times New Roman"/>
               </w:rPr>
-              <w:t>}</w:t>
-            </w:r>
-            <w:r>
-              <w:rPr>
-                <w:rFonts w:ascii="Times New Roman" w:eastAsia="Times New Roman" w:hAnsi="Times New Roman" w:cs="Times New Roman"/>
-              </w:rPr>
-              <w:t xml:space="preserve"> </w:t>
+              <w:t xml:space="preserve">} </w:t>
             </w:r>
             <w:r>
               <w:t xml:space="preserve"> </w:t>
@@ -690,21 +626,6 @@
       <w:r>
         <w:rPr>
           <w:rFonts w:ascii="Times New Roman" w:eastAsia="Times New Roman" w:hAnsi="Times New Roman" w:cs="Times New Roman"/>
-          <w:sz w:val="31"/>
-          <w:vertAlign w:val="superscript"/>
-        </w:rPr>
-        <w:tab/>
-      </w:r>
-      <w:r>
-        <w:rPr>
-          <w:rFonts w:ascii="Times New Roman" w:eastAsia="Times New Roman" w:hAnsi="Times New Roman" w:cs="Times New Roman"/>
-          <w:sz w:val="24"/>
-        </w:rPr>
-        <w:t xml:space="preserve"> </w:t>
-      </w:r>
-      <w:r>
-        <w:rPr>
-          <w:rFonts w:ascii="Times New Roman" w:eastAsia="Times New Roman" w:hAnsi="Times New Roman" w:cs="Times New Roman"/>
           <w:sz w:val="24"/>
         </w:rPr>
         <w:t>${</w:t>
@@ -827,9 +748,6 @@
         <w:tblInd w:w="151" w:type="dxa"/>
         <w:tblCellMar>
           <w:top w:w="102" w:type="dxa"/>
-          <w:left w:w="0" w:type="dxa"/>
-          <w:bottom w:w="0" w:type="dxa"/>
-          <w:right w:w="0" w:type="dxa"/>
         </w:tblCellMar>
         <w:tblLook w:val="04A0" w:firstRow="1" w:lastRow="0" w:firstColumn="1" w:lastColumn="0" w:noHBand="0" w:noVBand="1"/>
       </w:tblPr>
@@ -858,7 +776,6 @@
           </w:tcPr>
           <w:p>
             <w:pPr>
-              <w:spacing w:after="0"/>
               <w:ind w:left="53"/>
               <w:jc w:val="both"/>
             </w:pPr>
@@ -901,7 +818,6 @@
           </w:tcPr>
           <w:p>
             <w:pPr>
-              <w:spacing w:after="0"/>
               <w:ind w:right="4"/>
               <w:jc w:val="center"/>
             </w:pPr>
@@ -934,7 +850,6 @@
           </w:tcPr>
           <w:p>
             <w:pPr>
-              <w:spacing w:after="0"/>
               <w:ind w:left="92"/>
               <w:jc w:val="both"/>
             </w:pPr>
@@ -969,7 +884,6 @@
           </w:tcPr>
           <w:p>
             <w:pPr>
-              <w:spacing w:after="0"/>
               <w:ind w:left="118"/>
             </w:pPr>
             <w:proofErr w:type="spellStart"/>
@@ -997,7 +911,6 @@
           </w:tcPr>
           <w:p>
             <w:pPr>
-              <w:spacing w:after="0"/>
               <w:ind w:left="-26"/>
               <w:jc w:val="both"/>
             </w:pPr>
@@ -1032,7 +945,6 @@
           </w:tcPr>
           <w:p>
             <w:pPr>
-              <w:spacing w:after="0"/>
               <w:ind w:left="-28"/>
               <w:jc w:val="both"/>
             </w:pPr>
@@ -1070,7 +982,6 @@
           </w:tcPr>
           <w:p>
             <w:pPr>
-              <w:spacing w:after="0"/>
               <w:ind w:left="140"/>
             </w:pPr>
             <w:r>
@@ -1117,14 +1028,7 @@
                 <w:rFonts w:ascii="Arial" w:eastAsia="Arial" w:hAnsi="Arial" w:cs="Arial"/>
                 <w:sz w:val="20"/>
               </w:rPr>
-              <w:t>}</w:t>
-            </w:r>
-            <w:r>
-              <w:rPr>
-                <w:rFonts w:ascii="Arial" w:eastAsia="Arial" w:hAnsi="Arial" w:cs="Arial"/>
-                <w:sz w:val="20"/>
-              </w:rPr>
-              <w:t xml:space="preserve"> </w:t>
+              <w:t xml:space="preserve">} </w:t>
             </w:r>
           </w:p>
         </w:tc>
@@ -1140,7 +1044,6 @@
           </w:tcPr>
           <w:p>
             <w:pPr>
-              <w:spacing w:after="0"/>
               <w:ind w:left="27"/>
             </w:pPr>
             <w:r>
@@ -1183,7 +1086,6 @@
           </w:p>
           <w:p>
             <w:pPr>
-              <w:spacing w:after="0"/>
               <w:ind w:left="27"/>
             </w:pPr>
           </w:p>
@@ -1201,7 +1103,6 @@
           </w:tcPr>
           <w:p>
             <w:pPr>
-              <w:spacing w:after="0"/>
               <w:ind w:right="11"/>
               <w:jc w:val="center"/>
             </w:pPr>
@@ -1265,7 +1166,6 @@
           </w:tcPr>
           <w:p>
             <w:pPr>
-              <w:spacing w:after="0"/>
               <w:ind w:left="62"/>
               <w:jc w:val="center"/>
             </w:pPr>
@@ -1322,7 +1222,6 @@
           </w:tcPr>
           <w:p>
             <w:pPr>
-              <w:spacing w:after="0"/>
               <w:ind w:left="59"/>
               <w:jc w:val="center"/>
             </w:pPr>
@@ -1355,14 +1254,7 @@
                 <w:rFonts w:ascii="Arial" w:eastAsia="Arial" w:hAnsi="Arial" w:cs="Arial"/>
                 <w:sz w:val="20"/>
               </w:rPr>
-              <w:t>}</w:t>
-            </w:r>
-            <w:r>
-              <w:rPr>
-                <w:rFonts w:ascii="Arial" w:eastAsia="Arial" w:hAnsi="Arial" w:cs="Arial"/>
-                <w:sz w:val="20"/>
-              </w:rPr>
-              <w:t xml:space="preserve"> </w:t>
+              <w:t xml:space="preserve">} </w:t>
             </w:r>
           </w:p>
         </w:tc>
@@ -1378,7 +1270,6 @@
           </w:tcPr>
           <w:p>
             <w:pPr>
-              <w:spacing w:after="0"/>
               <w:ind w:left="63"/>
             </w:pPr>
             <w:r>
@@ -1620,6 +1511,151 @@
           <w:lang w:val="en-US"/>
         </w:rPr>
       </w:pPr>
+      <w:r>
+        <w:rPr>
+          <w:rFonts w:ascii="Times New Roman" w:eastAsia="Times New Roman" w:hAnsi="Times New Roman" w:cs="Times New Roman"/>
+          <w:b/>
+          <w:noProof/>
+          <w:sz w:val="24"/>
+          <w:lang w:val="en-US"/>
+        </w:rPr>
+        <mc:AlternateContent>
+          <mc:Choice Requires="wps">
+            <w:drawing>
+              <wp:anchor distT="0" distB="0" distL="114300" distR="114300" simplePos="0" relativeHeight="251659264" behindDoc="0" locked="0" layoutInCell="1" allowOverlap="1" wp14:anchorId="76916EB6" wp14:editId="072D1A84">
+                <wp:simplePos x="0" y="0"/>
+                <wp:positionH relativeFrom="column">
+                  <wp:posOffset>395400</wp:posOffset>
+                </wp:positionH>
+                <wp:positionV relativeFrom="paragraph">
+                  <wp:posOffset>245060</wp:posOffset>
+                </wp:positionV>
+                <wp:extent cx="1512000" cy="604800"/>
+                <wp:effectExtent l="0" t="0" r="0" b="0"/>
+                <wp:wrapNone/>
+                <wp:docPr id="1" name="Rectangle 1"/>
+                <wp:cNvGraphicFramePr/>
+                <a:graphic xmlns:a="http://schemas.openxmlformats.org/drawingml/2006/main">
+                  <a:graphicData uri="http://schemas.microsoft.com/office/word/2010/wordprocessingShape">
+                    <wps:wsp>
+                      <wps:cNvSpPr/>
+                      <wps:spPr>
+                        <a:xfrm>
+                          <a:off x="0" y="0"/>
+                          <a:ext cx="1512000" cy="604800"/>
+                        </a:xfrm>
+                        <a:prstGeom prst="rect">
+                          <a:avLst/>
+                        </a:prstGeom>
+                        <a:noFill/>
+                        <a:ln>
+                          <a:noFill/>
+                        </a:ln>
+                      </wps:spPr>
+                      <wps:style>
+                        <a:lnRef idx="2">
+                          <a:schemeClr val="accent1">
+                            <a:shade val="15000"/>
+                          </a:schemeClr>
+                        </a:lnRef>
+                        <a:fillRef idx="1">
+                          <a:schemeClr val="accent1"/>
+                        </a:fillRef>
+                        <a:effectRef idx="0">
+                          <a:schemeClr val="accent1"/>
+                        </a:effectRef>
+                        <a:fontRef idx="minor">
+                          <a:schemeClr val="lt1"/>
+                        </a:fontRef>
+                      </wps:style>
+                      <wps:txbx>
+                        <w:txbxContent>
+                          <w:p>
+                            <w:pPr>
+                              <w:jc w:val="center"/>
+                            </w:pPr>
+                            <w:r>
+                              <w:t>${</w:t>
+                            </w:r>
+                            <w:proofErr w:type="spellStart"/>
+                            <w:r>
+                              <w:t>issuer</w:t>
+                            </w:r>
+                            <w:proofErr w:type="spellEnd"/>
+                            <w:r>
+                              <w:rPr>
+                                <w:lang w:val="en-US"/>
+                              </w:rPr>
+                              <w:t>_</w:t>
+                            </w:r>
+                            <w:proofErr w:type="spellStart"/>
+                            <w:r>
+                              <w:t>name</w:t>
+                            </w:r>
+                            <w:proofErr w:type="spellEnd"/>
+                            <w:r>
+                              <w:t>}</w:t>
+                            </w:r>
+                          </w:p>
+                        </w:txbxContent>
+                      </wps:txbx>
+                      <wps:bodyPr rot="0" spcFirstLastPara="0" vertOverflow="overflow" horzOverflow="overflow" vert="horz" wrap="square" lIns="91440" tIns="45720" rIns="91440" bIns="45720" numCol="1" spcCol="0" rtlCol="0" fromWordArt="0" anchor="ctr" anchorCtr="0" forceAA="0" compatLnSpc="1">
+                        <a:prstTxWarp prst="textNoShape">
+                          <a:avLst/>
+                        </a:prstTxWarp>
+                        <a:noAutofit/>
+                      </wps:bodyPr>
+                    </wps:wsp>
+                  </a:graphicData>
+                </a:graphic>
+                <wp14:sizeRelH relativeFrom="margin">
+                  <wp14:pctWidth>0</wp14:pctWidth>
+                </wp14:sizeRelH>
+                <wp14:sizeRelV relativeFrom="margin">
+                  <wp14:pctHeight>0</wp14:pctHeight>
+                </wp14:sizeRelV>
+              </wp:anchor>
+            </w:drawing>
+          </mc:Choice>
+          <mc:Fallback>
+            <w:pict>
+              <v:rect w14:anchorId="76916EB6" id="Rectangle 1" o:spid="_x0000_s1026" style="position:absolute;left:0;text-align:left;margin-left:31.15pt;margin-top:19.3pt;width:119.05pt;height:47.6pt;z-index:251659264;visibility:visible;mso-wrap-style:square;mso-width-percent:0;mso-height-percent:0;mso-wrap-distance-left:9pt;mso-wrap-distance-top:0;mso-wrap-distance-right:9pt;mso-wrap-distance-bottom:0;mso-position-horizontal:absolute;mso-position-horizontal-relative:text;mso-position-vertical:absolute;mso-position-vertical-relative:text;mso-width-percent:0;mso-height-percent:0;mso-width-relative:margin;mso-height-relative:margin;v-text-anchor:middle" o:gfxdata="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" filled="f" stroked="f" strokeweight="1pt">
+                <v:textbox>
+                  <w:txbxContent>
+                    <w:p>
+                      <w:pPr>
+                        <w:jc w:val="center"/>
+                      </w:pPr>
+                      <w:r>
+                        <w:t>${</w:t>
+                      </w:r>
+                      <w:proofErr w:type="spellStart"/>
+                      <w:r>
+                        <w:t>issuer</w:t>
+                      </w:r>
+                      <w:proofErr w:type="spellEnd"/>
+                      <w:r>
+                        <w:rPr>
+                          <w:lang w:val="en-US"/>
+                        </w:rPr>
+                        <w:t>_</w:t>
+                      </w:r>
+                      <w:proofErr w:type="spellStart"/>
+                      <w:r>
+                        <w:t>name</w:t>
+                      </w:r>
+                      <w:proofErr w:type="spellEnd"/>
+                      <w:r>
+                        <w:t>}</w:t>
+                      </w:r>
+                    </w:p>
+                  </w:txbxContent>
+                </v:textbox>
+              </v:rect>
+            </w:pict>
+          </mc:Fallback>
+        </mc:AlternateContent>
+      </w:r>
       <w:r>
         <w:rPr>
           <w:rFonts w:ascii="Times New Roman" w:eastAsia="Times New Roman" w:hAnsi="Times New Roman" w:cs="Times New Roman"/>
